--- a/Diagrams/Teodora/Diagram for Accept friend request.docx
+++ b/Diagrams/Teodora/Diagram for Accept friend request.docx
@@ -32,9 +32,9 @@
         </w:rPr>
         <w:drawing>
           <wp:inline distT="0" distB="0" distL="0" distR="0">
-            <wp:extent cx="6708261" cy="2893671"/>
+            <wp:extent cx="6858000" cy="3144520"/>
             <wp:effectExtent l="19050" t="0" r="0" b="0"/>
-            <wp:docPr id="1" name="Picture 0" descr="AcceptFriendRequest.png"/>
+            <wp:docPr id="2" name="Picture 1" descr="Alice and John-2026-05-15-084454.png"/>
             <wp:cNvGraphicFramePr>
               <a:graphicFrameLocks xmlns:a="http://schemas.openxmlformats.org/drawingml/2006/main" noChangeAspect="1"/>
             </wp:cNvGraphicFramePr>
@@ -42,7 +42,7 @@
               <a:graphicData uri="http://schemas.openxmlformats.org/drawingml/2006/picture">
                 <pic:pic xmlns:pic="http://schemas.openxmlformats.org/drawingml/2006/picture">
                   <pic:nvPicPr>
-                    <pic:cNvPr id="0" name="AcceptFriendRequest.png"/>
+                    <pic:cNvPr id="0" name="Alice and John-2026-05-15-084454.png"/>
                     <pic:cNvPicPr/>
                   </pic:nvPicPr>
                   <pic:blipFill>
@@ -54,7 +54,7 @@
                   <pic:spPr>
                     <a:xfrm>
                       <a:off x="0" y="0"/>
-                      <a:ext cx="6708488" cy="2893769"/>
+                      <a:ext cx="6858000" cy="3144520"/>
                     </a:xfrm>
                     <a:prstGeom prst="rect">
                       <a:avLst/>
@@ -1854,82 +1854,6 @@
           <w:lang w:val="en-GB" w:eastAsia="en-GB"/>
         </w:rPr>
       </w:pPr>
-      <w:r>
-        <w:rPr>
-          <w:rFonts w:ascii="Consolas" w:eastAsia="Times New Roman" w:hAnsi="Consolas" w:cs="Times New Roman"/>
-          <w:noProof w:val="0"/>
-          <w:color w:val="000000"/>
-          <w:kern w:val="0"/>
-          <w:sz w:val="11"/>
-          <w:szCs w:val="11"/>
-          <w:lang w:val="en-GB" w:eastAsia="en-GB"/>
-        </w:rPr>
-        <w:t xml:space="preserve">    </w:t>
-      </w:r>
-      <w:r>
-        <w:rPr>
-          <w:rFonts w:ascii="Consolas" w:eastAsia="Times New Roman" w:hAnsi="Consolas" w:cs="Times New Roman"/>
-          <w:noProof w:val="0"/>
-          <w:color w:val="A22889"/>
-          <w:kern w:val="0"/>
-          <w:sz w:val="11"/>
-          <w:szCs w:val="11"/>
-          <w:lang w:val="en-GB" w:eastAsia="en-GB"/>
-        </w:rPr>
-        <w:t>P5</w:t>
-      </w:r>
-      <w:r>
-        <w:rPr>
-          <w:rFonts w:ascii="Consolas" w:eastAsia="Times New Roman" w:hAnsi="Consolas" w:cs="Times New Roman"/>
-          <w:b/>
-          <w:bCs/>
-          <w:noProof w:val="0"/>
-          <w:color w:val="008800"/>
-          <w:kern w:val="0"/>
-          <w:sz w:val="11"/>
-          <w:szCs w:val="11"/>
-          <w:lang w:val="en-GB" w:eastAsia="en-GB"/>
-        </w:rPr>
-        <w:t>-&gt;&gt;</w:t>
-      </w:r>
-      <w:r>
-        <w:rPr>
-          <w:rFonts w:ascii="Consolas" w:eastAsia="Times New Roman" w:hAnsi="Consolas" w:cs="Times New Roman"/>
-          <w:noProof w:val="0"/>
-          <w:color w:val="A22889"/>
-          <w:kern w:val="0"/>
-          <w:sz w:val="11"/>
-          <w:szCs w:val="11"/>
-          <w:lang w:val="en-GB" w:eastAsia="en-GB"/>
-        </w:rPr>
-        <w:t>P6</w:t>
-      </w:r>
-      <w:r>
-        <w:rPr>
-          <w:rFonts w:ascii="Consolas" w:eastAsia="Times New Roman" w:hAnsi="Consolas" w:cs="Times New Roman"/>
-          <w:b/>
-          <w:bCs/>
-          <w:noProof w:val="0"/>
-          <w:color w:val="000000"/>
-          <w:kern w:val="0"/>
-          <w:sz w:val="11"/>
-          <w:szCs w:val="11"/>
-          <w:lang w:val="en-GB" w:eastAsia="en-GB"/>
-        </w:rPr>
-        <w:t>:</w:t>
-      </w:r>
-      <w:r>
-        <w:rPr>
-          <w:rFonts w:ascii="Consolas" w:eastAsia="Times New Roman" w:hAnsi="Consolas" w:cs="Times New Roman"/>
-          <w:noProof w:val="0"/>
-          <w:color w:val="AA8500"/>
-          <w:kern w:val="0"/>
-          <w:sz w:val="11"/>
-          <w:szCs w:val="11"/>
-          <w:lang w:val="en-GB" w:eastAsia="en-GB"/>
-        </w:rPr>
-        <w:t xml:space="preserve"> Create DM conversation</w:t>
-      </w:r>
     </w:p>
     <w:p>
       <w:pPr>
@@ -1957,43 +1881,132 @@
         </w:rPr>
         <w:t xml:space="preserve">    </w:t>
       </w:r>
-      <w:r>
-        <w:rPr>
-          <w:rFonts w:ascii="Consolas" w:eastAsia="Times New Roman" w:hAnsi="Consolas" w:cs="Times New Roman"/>
-          <w:noProof w:val="0"/>
-          <w:color w:val="A22889"/>
-          <w:kern w:val="0"/>
-          <w:sz w:val="11"/>
-          <w:szCs w:val="11"/>
-          <w:lang w:val="en-GB" w:eastAsia="en-GB"/>
-        </w:rPr>
-        <w:t>P5</w:t>
-      </w:r>
+      <w:proofErr w:type="gramStart"/>
       <w:r>
         <w:rPr>
           <w:rFonts w:ascii="Consolas" w:eastAsia="Times New Roman" w:hAnsi="Consolas" w:cs="Times New Roman"/>
           <w:b/>
           <w:bCs/>
           <w:noProof w:val="0"/>
-          <w:color w:val="008800"/>
-          <w:kern w:val="0"/>
-          <w:sz w:val="11"/>
-          <w:szCs w:val="11"/>
-          <w:lang w:val="en-GB" w:eastAsia="en-GB"/>
-        </w:rPr>
-        <w:t>-&gt;&gt;</w:t>
-      </w:r>
-      <w:r>
-        <w:rPr>
-          <w:rFonts w:ascii="Consolas" w:eastAsia="Times New Roman" w:hAnsi="Consolas" w:cs="Times New Roman"/>
-          <w:noProof w:val="0"/>
-          <w:color w:val="A22889"/>
-          <w:kern w:val="0"/>
-          <w:sz w:val="11"/>
-          <w:szCs w:val="11"/>
-          <w:lang w:val="en-GB" w:eastAsia="en-GB"/>
-        </w:rPr>
-        <w:t>P6</w:t>
+          <w:color w:val="9650C8"/>
+          <w:kern w:val="0"/>
+          <w:sz w:val="11"/>
+          <w:szCs w:val="11"/>
+          <w:lang w:val="en-GB" w:eastAsia="en-GB"/>
+        </w:rPr>
+        <w:t>alt</w:t>
+      </w:r>
+      <w:proofErr w:type="gramEnd"/>
+      <w:r>
+        <w:rPr>
+          <w:rFonts w:ascii="Consolas" w:eastAsia="Times New Roman" w:hAnsi="Consolas" w:cs="Times New Roman"/>
+          <w:noProof w:val="0"/>
+          <w:color w:val="000000"/>
+          <w:kern w:val="0"/>
+          <w:sz w:val="11"/>
+          <w:szCs w:val="11"/>
+          <w:lang w:val="en-GB" w:eastAsia="en-GB"/>
+        </w:rPr>
+        <w:t xml:space="preserve"> </w:t>
+      </w:r>
+      <w:r>
+        <w:rPr>
+          <w:rFonts w:ascii="Consolas" w:eastAsia="Times New Roman" w:hAnsi="Consolas" w:cs="Times New Roman"/>
+          <w:noProof w:val="0"/>
+          <w:color w:val="A22889"/>
+          <w:kern w:val="0"/>
+          <w:sz w:val="11"/>
+          <w:szCs w:val="11"/>
+          <w:lang w:val="en-GB" w:eastAsia="en-GB"/>
+        </w:rPr>
+        <w:t>No</w:t>
+      </w:r>
+      <w:r>
+        <w:rPr>
+          <w:rFonts w:ascii="Consolas" w:eastAsia="Times New Roman" w:hAnsi="Consolas" w:cs="Times New Roman"/>
+          <w:noProof w:val="0"/>
+          <w:color w:val="000000"/>
+          <w:kern w:val="0"/>
+          <w:sz w:val="11"/>
+          <w:szCs w:val="11"/>
+          <w:lang w:val="en-GB" w:eastAsia="en-GB"/>
+        </w:rPr>
+        <w:t xml:space="preserve"> </w:t>
+      </w:r>
+      <w:r>
+        <w:rPr>
+          <w:rFonts w:ascii="Consolas" w:eastAsia="Times New Roman" w:hAnsi="Consolas" w:cs="Times New Roman"/>
+          <w:noProof w:val="0"/>
+          <w:color w:val="A22889"/>
+          <w:kern w:val="0"/>
+          <w:sz w:val="11"/>
+          <w:szCs w:val="11"/>
+          <w:lang w:val="en-GB" w:eastAsia="en-GB"/>
+        </w:rPr>
+        <w:t>conversation</w:t>
+      </w:r>
+      <w:r>
+        <w:rPr>
+          <w:rFonts w:ascii="Consolas" w:eastAsia="Times New Roman" w:hAnsi="Consolas" w:cs="Times New Roman"/>
+          <w:noProof w:val="0"/>
+          <w:color w:val="000000"/>
+          <w:kern w:val="0"/>
+          <w:sz w:val="11"/>
+          <w:szCs w:val="11"/>
+          <w:lang w:val="en-GB" w:eastAsia="en-GB"/>
+        </w:rPr>
+        <w:t xml:space="preserve"> </w:t>
+      </w:r>
+      <w:r>
+        <w:rPr>
+          <w:rFonts w:ascii="Consolas" w:eastAsia="Times New Roman" w:hAnsi="Consolas" w:cs="Times New Roman"/>
+          <w:noProof w:val="0"/>
+          <w:color w:val="A22889"/>
+          <w:kern w:val="0"/>
+          <w:sz w:val="11"/>
+          <w:szCs w:val="11"/>
+          <w:lang w:val="en-GB" w:eastAsia="en-GB"/>
+        </w:rPr>
+        <w:t>exists</w:t>
+      </w:r>
+    </w:p>
+    <w:p>
+      <w:pPr>
+        <w:shd w:val="clear" w:color="auto" w:fill="FFFFFE"/>
+        <w:spacing w:after="0" w:line="146" w:lineRule="atLeast"/>
+        <w:rPr>
+          <w:rFonts w:ascii="Consolas" w:eastAsia="Times New Roman" w:hAnsi="Consolas" w:cs="Times New Roman"/>
+          <w:noProof w:val="0"/>
+          <w:color w:val="000000"/>
+          <w:kern w:val="0"/>
+          <w:sz w:val="11"/>
+          <w:szCs w:val="11"/>
+          <w:lang w:val="en-GB" w:eastAsia="en-GB"/>
+        </w:rPr>
+      </w:pPr>
+      <w:r>
+        <w:rPr>
+          <w:rFonts w:ascii="Consolas" w:eastAsia="Times New Roman" w:hAnsi="Consolas" w:cs="Times New Roman"/>
+          <w:noProof w:val="0"/>
+          <w:color w:val="000000"/>
+          <w:kern w:val="0"/>
+          <w:sz w:val="11"/>
+          <w:szCs w:val="11"/>
+          <w:lang w:val="en-GB" w:eastAsia="en-GB"/>
+        </w:rPr>
+        <w:t xml:space="preserve">    </w:t>
+      </w:r>
+      <w:r>
+        <w:rPr>
+          <w:rFonts w:ascii="Consolas" w:eastAsia="Times New Roman" w:hAnsi="Consolas" w:cs="Times New Roman"/>
+          <w:noProof w:val="0"/>
+          <w:color w:val="A22889"/>
+          <w:kern w:val="0"/>
+          <w:sz w:val="11"/>
+          <w:szCs w:val="11"/>
+          <w:lang w:val="en-GB" w:eastAsia="en-GB"/>
+        </w:rPr>
+        <w:t>P5</w:t>
       </w:r>
       <w:r>
         <w:rPr>
@@ -2001,6 +2014,32 @@
           <w:b/>
           <w:bCs/>
           <w:noProof w:val="0"/>
+          <w:color w:val="008800"/>
+          <w:kern w:val="0"/>
+          <w:sz w:val="11"/>
+          <w:szCs w:val="11"/>
+          <w:lang w:val="en-GB" w:eastAsia="en-GB"/>
+        </w:rPr>
+        <w:t>-&gt;&gt;</w:t>
+      </w:r>
+      <w:r>
+        <w:rPr>
+          <w:rFonts w:ascii="Consolas" w:eastAsia="Times New Roman" w:hAnsi="Consolas" w:cs="Times New Roman"/>
+          <w:noProof w:val="0"/>
+          <w:color w:val="A22889"/>
+          <w:kern w:val="0"/>
+          <w:sz w:val="11"/>
+          <w:szCs w:val="11"/>
+          <w:lang w:val="en-GB" w:eastAsia="en-GB"/>
+        </w:rPr>
+        <w:t>P6</w:t>
+      </w:r>
+      <w:r>
+        <w:rPr>
+          <w:rFonts w:ascii="Consolas" w:eastAsia="Times New Roman" w:hAnsi="Consolas" w:cs="Times New Roman"/>
+          <w:b/>
+          <w:bCs/>
+          <w:noProof w:val="0"/>
           <w:color w:val="000000"/>
           <w:kern w:val="0"/>
           <w:sz w:val="11"/>
@@ -2019,7 +2058,168 @@
           <w:szCs w:val="11"/>
           <w:lang w:val="en-GB" w:eastAsia="en-GB"/>
         </w:rPr>
+        <w:t xml:space="preserve"> Create DM conversation</w:t>
+      </w:r>
+    </w:p>
+    <w:p>
+      <w:pPr>
+        <w:shd w:val="clear" w:color="auto" w:fill="FFFFFE"/>
+        <w:spacing w:after="0" w:line="146" w:lineRule="atLeast"/>
+        <w:rPr>
+          <w:rFonts w:ascii="Consolas" w:eastAsia="Times New Roman" w:hAnsi="Consolas" w:cs="Times New Roman"/>
+          <w:noProof w:val="0"/>
+          <w:color w:val="000000"/>
+          <w:kern w:val="0"/>
+          <w:sz w:val="11"/>
+          <w:szCs w:val="11"/>
+          <w:lang w:val="en-GB" w:eastAsia="en-GB"/>
+        </w:rPr>
+      </w:pPr>
+      <w:r>
+        <w:rPr>
+          <w:rFonts w:ascii="Consolas" w:eastAsia="Times New Roman" w:hAnsi="Consolas" w:cs="Times New Roman"/>
+          <w:noProof w:val="0"/>
+          <w:color w:val="000000"/>
+          <w:kern w:val="0"/>
+          <w:sz w:val="11"/>
+          <w:szCs w:val="11"/>
+          <w:lang w:val="en-GB" w:eastAsia="en-GB"/>
+        </w:rPr>
+        <w:t xml:space="preserve">    </w:t>
+      </w:r>
+      <w:r>
+        <w:rPr>
+          <w:rFonts w:ascii="Consolas" w:eastAsia="Times New Roman" w:hAnsi="Consolas" w:cs="Times New Roman"/>
+          <w:noProof w:val="0"/>
+          <w:color w:val="A22889"/>
+          <w:kern w:val="0"/>
+          <w:sz w:val="11"/>
+          <w:szCs w:val="11"/>
+          <w:lang w:val="en-GB" w:eastAsia="en-GB"/>
+        </w:rPr>
+        <w:t>P5</w:t>
+      </w:r>
+      <w:r>
+        <w:rPr>
+          <w:rFonts w:ascii="Consolas" w:eastAsia="Times New Roman" w:hAnsi="Consolas" w:cs="Times New Roman"/>
+          <w:b/>
+          <w:bCs/>
+          <w:noProof w:val="0"/>
+          <w:color w:val="008800"/>
+          <w:kern w:val="0"/>
+          <w:sz w:val="11"/>
+          <w:szCs w:val="11"/>
+          <w:lang w:val="en-GB" w:eastAsia="en-GB"/>
+        </w:rPr>
+        <w:t>-&gt;&gt;</w:t>
+      </w:r>
+      <w:r>
+        <w:rPr>
+          <w:rFonts w:ascii="Consolas" w:eastAsia="Times New Roman" w:hAnsi="Consolas" w:cs="Times New Roman"/>
+          <w:noProof w:val="0"/>
+          <w:color w:val="A22889"/>
+          <w:kern w:val="0"/>
+          <w:sz w:val="11"/>
+          <w:szCs w:val="11"/>
+          <w:lang w:val="en-GB" w:eastAsia="en-GB"/>
+        </w:rPr>
+        <w:t>P6</w:t>
+      </w:r>
+      <w:r>
+        <w:rPr>
+          <w:rFonts w:ascii="Consolas" w:eastAsia="Times New Roman" w:hAnsi="Consolas" w:cs="Times New Roman"/>
+          <w:b/>
+          <w:bCs/>
+          <w:noProof w:val="0"/>
+          <w:color w:val="000000"/>
+          <w:kern w:val="0"/>
+          <w:sz w:val="11"/>
+          <w:szCs w:val="11"/>
+          <w:lang w:val="en-GB" w:eastAsia="en-GB"/>
+        </w:rPr>
+        <w:t>:</w:t>
+      </w:r>
+      <w:r>
+        <w:rPr>
+          <w:rFonts w:ascii="Consolas" w:eastAsia="Times New Roman" w:hAnsi="Consolas" w:cs="Times New Roman"/>
+          <w:noProof w:val="0"/>
+          <w:color w:val="AA8500"/>
+          <w:kern w:val="0"/>
+          <w:sz w:val="11"/>
+          <w:szCs w:val="11"/>
+          <w:lang w:val="en-GB" w:eastAsia="en-GB"/>
+        </w:rPr>
         <w:t xml:space="preserve"> Add both users as participants</w:t>
+      </w:r>
+    </w:p>
+    <w:p>
+      <w:pPr>
+        <w:shd w:val="clear" w:color="auto" w:fill="FFFFFE"/>
+        <w:spacing w:after="0" w:line="146" w:lineRule="atLeast"/>
+        <w:rPr>
+          <w:rFonts w:ascii="Consolas" w:eastAsia="Times New Roman" w:hAnsi="Consolas" w:cs="Times New Roman"/>
+          <w:noProof w:val="0"/>
+          <w:color w:val="000000"/>
+          <w:kern w:val="0"/>
+          <w:sz w:val="11"/>
+          <w:szCs w:val="11"/>
+          <w:lang w:val="en-GB" w:eastAsia="en-GB"/>
+        </w:rPr>
+      </w:pPr>
+      <w:r>
+        <w:rPr>
+          <w:rFonts w:ascii="Consolas" w:eastAsia="Times New Roman" w:hAnsi="Consolas" w:cs="Times New Roman"/>
+          <w:noProof w:val="0"/>
+          <w:color w:val="000000"/>
+          <w:kern w:val="0"/>
+          <w:sz w:val="11"/>
+          <w:szCs w:val="11"/>
+          <w:lang w:val="en-GB" w:eastAsia="en-GB"/>
+        </w:rPr>
+        <w:t xml:space="preserve">    </w:t>
+      </w:r>
+      <w:proofErr w:type="gramStart"/>
+      <w:r>
+        <w:rPr>
+          <w:rFonts w:ascii="Consolas" w:eastAsia="Times New Roman" w:hAnsi="Consolas" w:cs="Times New Roman"/>
+          <w:b/>
+          <w:bCs/>
+          <w:noProof w:val="0"/>
+          <w:color w:val="9650C8"/>
+          <w:kern w:val="0"/>
+          <w:sz w:val="11"/>
+          <w:szCs w:val="11"/>
+          <w:lang w:val="en-GB" w:eastAsia="en-GB"/>
+        </w:rPr>
+        <w:t>end</w:t>
+      </w:r>
+      <w:proofErr w:type="gramEnd"/>
+    </w:p>
+    <w:p>
+      <w:pPr>
+        <w:shd w:val="clear" w:color="auto" w:fill="FFFFFE"/>
+        <w:spacing w:after="0" w:line="146" w:lineRule="atLeast"/>
+        <w:rPr>
+          <w:rFonts w:ascii="Consolas" w:eastAsia="Times New Roman" w:hAnsi="Consolas" w:cs="Times New Roman"/>
+          <w:noProof w:val="0"/>
+          <w:color w:val="000000"/>
+          <w:kern w:val="0"/>
+          <w:sz w:val="11"/>
+          <w:szCs w:val="11"/>
+          <w:lang w:val="en-GB" w:eastAsia="en-GB"/>
+        </w:rPr>
+      </w:pPr>
+      <w:r>
+        <w:rPr>
+          <w:rFonts w:ascii="Consolas" w:eastAsia="Times New Roman" w:hAnsi="Consolas" w:cs="Times New Roman"/>
+          <w:noProof w:val="0"/>
+          <w:color w:val="000000"/>
+          <w:kern w:val="0"/>
+          <w:sz w:val="11"/>
+          <w:szCs w:val="11"/>
+          <w:lang w:val="en-GB" w:eastAsia="en-GB"/>
+        </w:rPr>
+        <w:t xml:space="preserve">    </w:t>
       </w:r>
     </w:p>
     <w:p>
